--- a/a7/packages/A7 Unit 4 - Solving Problems with Rational Numbers/Lesson Plans/A7 4.07  Lesson Plan.docx
+++ b/a7/packages/A7 Unit 4 - Solving Problems with Rational Numbers/Lesson Plans/A7 4.07  Lesson Plan.docx
@@ -3753,7 +3753,7 @@
                 <w:color w:val="1A1A1A"/>
                 <w:sz w:val="18"/>
               </w:rPr>
-              <w:t>anything built from 480 — the unneeded figure was used [the formula takes a mass and a speed]; 280 — v</w:t>
+              <w:t>anything built from 480 — the unneeded figure was used [the formula takes a mass and a speed]; 560 — v</w:t>
             </w:r>
             <w:r>
               <w:rPr>
@@ -3772,7 +3772,7 @@
                 <w:color w:val="1A1A1A"/>
                 <w:sz w:val="18"/>
               </w:rPr>
-              <w:t xml:space="preserve"> read as 2v [8.NSO.1.3: an exponent is not a factor]; 2,240 with no unit — the answer is in joules</w:t>
+              <w:t xml:space="preserve"> read as 2v [8.NSO.1.3: an exponent is not a factor]; 280 — the square dropped altogether; 2,240 with no unit — the answer is in joules</w:t>
             </w:r>
           </w:p>
         </w:tc>
@@ -4641,7 +4641,7 @@
                 <w:color w:val="1A1A1A"/>
                 <w:sz w:val="18"/>
               </w:rPr>
-              <w:t>8.2 — only the 4 was divided by 5 [8.NSO.1.7: the bar groups the whole numerator]; 5.8 — 49 ÷ 5 done first, then 4 subtracted</w:t>
+              <w:t>48.2 — only the 4 was divided by 5 [8.NSO.1.7: the bar groups the whole numerator]; 5.8 — 49 ÷ 5 done first, then 4 subtracted</w:t>
             </w:r>
           </w:p>
         </w:tc>

--- a/a7/packages/A7 Unit 4 - Solving Problems with Rational Numbers/Lesson Plans/A7 4.07  Lesson Plan.docx
+++ b/a7/packages/A7 Unit 4 - Solving Problems with Rational Numbers/Lesson Plans/A7 4.07  Lesson Plan.docx
@@ -4770,7 +4770,7 @@
                 <w:color w:val="1A1A1A"/>
                 <w:sz w:val="18"/>
               </w:rPr>
-              <w:t>39 and 66 with no explanation — the item asks why [B1G-M 8.NSO.1.7 misconception: keyword hunting]; 39 twice — the second structure was not read</w:t>
+              <w:t>39 and 66 with no explanation — the item asks why [same key words, different structures: the explanation is the evidence]; 39 twice — the second structure was not read</w:t>
             </w:r>
           </w:p>
         </w:tc>

--- a/a7/packages/A7 Unit 4 - Solving Problems with Rational Numbers/Lesson Plans/A7 4.07  Lesson Plan.docx
+++ b/a7/packages/A7 Unit 4 - Solving Problems with Rational Numbers/Lesson Plans/A7 4.07  Lesson Plan.docx
@@ -893,7 +893,7 @@
                 <w:color w:val="1A1A1A"/>
                 <w:sz w:val="20"/>
               </w:rPr>
-              <w:t>The whole period — every expression today arrives inside a situation, and the unit is part of the answer on every board.</w:t>
+              <w:t>Notes I–III, both Examples and boards 2, 3, 4, 6, 7 and 9 — the expression arrives inside a situation, and the unit is part of the answer.</w:t>
             </w:r>
           </w:p>
         </w:tc>

--- a/a7/packages/A7 Unit 4 - Solving Problems with Rational Numbers/Lesson Plans/A7 4.07  Lesson Plan.docx
+++ b/a7/packages/A7 Unit 4 - Solving Problems with Rational Numbers/Lesson Plans/A7 4.07  Lesson Plan.docx
@@ -563,91 +563,134 @@
         </w:rPr>
       </w:r>
     </w:p>
+    <w:tbl>
+      <w:tblPr>
+        <w:tblLayout w:type="fixed"/>
+        <w:tblLook w:firstColumn="1" w:firstRow="1" w:lastColumn="0" w:lastRow="0" w:noHBand="0" w:noVBand="1" w:val="04A0"/>
+        <w:tblLayout w:type="fixed"/>
+        <w:tblW w:w="9360" w:type="dxa"/>
+      </w:tblPr>
+      <w:tblGrid>
+        <w:gridCol w:w="9360"/>
+      </w:tblGrid>
+      <w:tr>
+        <w:trPr>
+          <w:cantSplit/>
+        </w:trPr>
+        <w:tc>
+          <w:tcPr>
+            <w:tcW w:type="dxa" w:w="9360"/>
+            <w:tcBorders>
+              <w:top w:val="nil"/>
+              <w:left w:val="nil"/>
+              <w:bottom w:val="nil"/>
+              <w:right w:val="nil"/>
+            </w:tcBorders>
+            <w:tcMar>
+              <w:top w:w="0" w:type="dxa"/>
+              <w:left w:w="0" w:type="dxa"/>
+              <w:bottom w:w="0" w:type="dxa"/>
+              <w:right w:w="0" w:type="dxa"/>
+            </w:tcMar>
+          </w:tcPr>
+          <w:p>
+            <w:pPr>
+              <w:keepNext/>
+              <w:spacing w:before="200" w:after="120"/>
+              <w:pBdr>
+                <w:bottom w:val="single" w:sz="8" w:space="2" w:color="1A1A1A"/>
+              </w:pBdr>
+            </w:pPr>
+            <w:r>
+              <w:rPr>
+                <w:b/>
+                <w:i w:val="0"/>
+                <w:color w:val="1A1A1A"/>
+                <w:sz w:val="24"/>
+              </w:rPr>
+              <w:t>2.  Standards</w:t>
+            </w:r>
+          </w:p>
+          <w:p>
+            <w:pPr>
+              <w:spacing w:before="40" w:after="80"/>
+            </w:pPr>
+            <w:r>
+              <w:rPr>
+                <w:b/>
+                <w:i w:val="0"/>
+                <w:color w:val="1A1A1A"/>
+                <w:sz w:val="21"/>
+              </w:rPr>
+              <w:t>MA.8.NSO.1.7</w:t>
+            </w:r>
+            <w:r>
+              <w:rPr>
+                <w:b w:val="0"/>
+                <w:i w:val="0"/>
+                <w:color w:val="1A1A1A"/>
+                <w:sz w:val="21"/>
+              </w:rPr>
+              <w:t xml:space="preserve">  Solve multi-step mathematical and real-world problems involving the order of operations with rational numbers including exponents and radicals.</w:t>
+            </w:r>
+          </w:p>
+          <w:p>
+            <w:pPr>
+              <w:spacing w:before="0" w:after="60"/>
+            </w:pPr>
+            <w:r>
+              <w:rPr>
+                <w:b/>
+                <w:i w:val="0"/>
+                <w:color w:val="1A1A1A"/>
+                <w:sz w:val="21"/>
+              </w:rPr>
+              <w:t>Must.</w:t>
+            </w:r>
+            <w:r>
+              <w:rPr>
+                <w:b w:val="0"/>
+                <w:i w:val="0"/>
+                <w:color w:val="1A1A1A"/>
+                <w:sz w:val="21"/>
+              </w:rPr>
+              <w:t xml:space="preserve">  Solve multi-step real-world problems with the order of operations, exponents and radicals, in six steps or fewer, and report the answer with its unit.</w:t>
+            </w:r>
+          </w:p>
+          <w:p>
+            <w:pPr>
+              <w:spacing w:before="0" w:after="80"/>
+            </w:pPr>
+            <w:r>
+              <w:rPr>
+                <w:b/>
+                <w:i w:val="0"/>
+                <w:color w:val="1A1A1A"/>
+                <w:sz w:val="21"/>
+              </w:rPr>
+              <w:t>Must not.</w:t>
+            </w:r>
+            <w:r>
+              <w:rPr>
+                <w:b w:val="0"/>
+                <w:i w:val="0"/>
+                <w:color w:val="1A1A1A"/>
+                <w:sz w:val="21"/>
+              </w:rPr>
+              <w:t xml:space="preserve">  No keyword strategy and no CUBES — the state guide names circling numbers and boxing key words as a misconception, not a method. No PEMDAS.</w:t>
+            </w:r>
+          </w:p>
+        </w:tc>
+      </w:tr>
+    </w:tbl>
     <w:p>
       <w:pPr>
-        <w:keepNext/>
-        <w:spacing w:before="200" w:after="120"/>
-        <w:pBdr>
-          <w:bottom w:val="single" w:sz="8" w:space="2" w:color="1A1A1A"/>
-        </w:pBdr>
+        <w:spacing w:after="0" w:before="0" w:line="20" w:lineRule="exact"/>
       </w:pPr>
       <w:r>
         <w:rPr>
-          <w:b/>
-          <w:i w:val="0"/>
-          <w:color w:val="1A1A1A"/>
-          <w:sz w:val="24"/>
+          <w:sz w:val="2"/>
         </w:rPr>
-        <w:t>2.  Standards</w:t>
-      </w:r>
-    </w:p>
-    <w:p>
-      <w:pPr>
-        <w:spacing w:before="40" w:after="80"/>
-      </w:pPr>
-      <w:r>
-        <w:rPr>
-          <w:b/>
-          <w:i w:val="0"/>
-          <w:color w:val="1A1A1A"/>
-          <w:sz w:val="21"/>
-        </w:rPr>
-        <w:t>MA.8.NSO.1.7</w:t>
-      </w:r>
-      <w:r>
-        <w:rPr>
-          <w:b w:val="0"/>
-          <w:i w:val="0"/>
-          <w:color w:val="1A1A1A"/>
-          <w:sz w:val="21"/>
-        </w:rPr>
-        <w:t xml:space="preserve">  Solve multi-step mathematical and real-world problems involving the order of operations with rational numbers including exponents and radicals.</w:t>
-      </w:r>
-    </w:p>
-    <w:p>
-      <w:pPr>
-        <w:spacing w:before="0" w:after="60"/>
-      </w:pPr>
-      <w:r>
-        <w:rPr>
-          <w:b/>
-          <w:i w:val="0"/>
-          <w:color w:val="1A1A1A"/>
-          <w:sz w:val="21"/>
-        </w:rPr>
-        <w:t>Must.</w:t>
-      </w:r>
-      <w:r>
-        <w:rPr>
-          <w:b w:val="0"/>
-          <w:i w:val="0"/>
-          <w:color w:val="1A1A1A"/>
-          <w:sz w:val="21"/>
-        </w:rPr>
-        <w:t xml:space="preserve">  Solve multi-step real-world problems with the order of operations, exponents and radicals, in six steps or fewer, and report the answer with its unit.</w:t>
-      </w:r>
-    </w:p>
-    <w:p>
-      <w:pPr>
-        <w:spacing w:before="0" w:after="80"/>
-      </w:pPr>
-      <w:r>
-        <w:rPr>
-          <w:b/>
-          <w:i w:val="0"/>
-          <w:color w:val="1A1A1A"/>
-          <w:sz w:val="21"/>
-        </w:rPr>
-        <w:t>Must not.</w:t>
-      </w:r>
-      <w:r>
-        <w:rPr>
-          <w:b w:val="0"/>
-          <w:i w:val="0"/>
-          <w:color w:val="1A1A1A"/>
-          <w:sz w:val="21"/>
-        </w:rPr>
-        <w:t xml:space="preserve">  No keyword strategy and no CUBES — the state guide names circling numbers and boxing key words as a misconception, not a method. No PEMDAS.</w:t>
       </w:r>
     </w:p>
     <w:p>
@@ -719,6 +762,7 @@
           </w:tcPr>
           <w:p>
             <w:pPr>
+              <w:keepNext/>
               <w:spacing w:after="0"/>
               <w:jc w:val="center"/>
             </w:pPr>
@@ -752,6 +796,7 @@
           </w:tcPr>
           <w:p>
             <w:pPr>
+              <w:keepNext/>
               <w:spacing w:after="0"/>
               <w:jc w:val="center"/>
             </w:pPr>
@@ -785,6 +830,7 @@
           </w:tcPr>
           <w:p>
             <w:pPr>
+              <w:keepNext/>
               <w:spacing w:after="0"/>
               <w:jc w:val="center"/>
             </w:pPr>
@@ -1105,114 +1151,157 @@
         </w:rPr>
       </w:r>
     </w:p>
+    <w:tbl>
+      <w:tblPr>
+        <w:tblLayout w:type="fixed"/>
+        <w:tblLook w:firstColumn="1" w:firstRow="1" w:lastColumn="0" w:lastRow="0" w:noHBand="0" w:noVBand="1" w:val="04A0"/>
+        <w:tblLayout w:type="fixed"/>
+        <w:tblW w:w="9360" w:type="dxa"/>
+      </w:tblPr>
+      <w:tblGrid>
+        <w:gridCol w:w="9360"/>
+      </w:tblGrid>
+      <w:tr>
+        <w:trPr>
+          <w:cantSplit/>
+        </w:trPr>
+        <w:tc>
+          <w:tcPr>
+            <w:tcW w:type="dxa" w:w="9360"/>
+            <w:tcBorders>
+              <w:top w:val="nil"/>
+              <w:left w:val="nil"/>
+              <w:bottom w:val="nil"/>
+              <w:right w:val="nil"/>
+            </w:tcBorders>
+            <w:tcMar>
+              <w:top w:w="0" w:type="dxa"/>
+              <w:left w:w="0" w:type="dxa"/>
+              <w:bottom w:w="0" w:type="dxa"/>
+              <w:right w:w="0" w:type="dxa"/>
+            </w:tcMar>
+          </w:tcPr>
+          <w:p>
+            <w:pPr>
+              <w:keepNext/>
+              <w:spacing w:before="200" w:after="120"/>
+              <w:pBdr>
+                <w:bottom w:val="single" w:sz="8" w:space="2" w:color="1A1A1A"/>
+              </w:pBdr>
+            </w:pPr>
+            <w:r>
+              <w:rPr>
+                <w:b/>
+                <w:i w:val="0"/>
+                <w:color w:val="1A1A1A"/>
+                <w:sz w:val="24"/>
+              </w:rPr>
+              <w:t>4.  Learning Target and Essential Question</w:t>
+            </w:r>
+          </w:p>
+          <w:p>
+            <w:pPr>
+              <w:spacing w:before="40" w:after="60"/>
+            </w:pPr>
+            <w:r>
+              <w:rPr>
+                <w:b/>
+                <w:i w:val="0"/>
+                <w:color w:val="1A1A1A"/>
+                <w:sz w:val="21"/>
+              </w:rPr>
+              <w:t>Learning target.</w:t>
+            </w:r>
+            <w:r>
+              <w:rPr>
+                <w:b w:val="0"/>
+                <w:i w:val="0"/>
+                <w:color w:val="1A1A1A"/>
+                <w:sz w:val="21"/>
+              </w:rPr>
+              <w:t xml:space="preserve">  I can substitute values into a formula and evaluate it, reading what the situation does rather than hunting for key words.</w:t>
+            </w:r>
+          </w:p>
+          <w:p>
+            <w:pPr>
+              <w:spacing w:before="0" w:after="60"/>
+            </w:pPr>
+            <w:r>
+              <w:rPr>
+                <w:b/>
+                <w:i w:val="0"/>
+                <w:color w:val="1A1A1A"/>
+                <w:sz w:val="21"/>
+              </w:rPr>
+              <w:t>Essential question.</w:t>
+            </w:r>
+            <w:r>
+              <w:rPr>
+                <w:b w:val="0"/>
+                <w:i w:val="0"/>
+                <w:color w:val="1A1A1A"/>
+                <w:sz w:val="21"/>
+              </w:rPr>
+              <w:t xml:space="preserve">  If key words cannot tell you which operation a problem needs, what can?</w:t>
+            </w:r>
+          </w:p>
+          <w:p>
+            <w:pPr>
+              <w:spacing w:before="0" w:after="40"/>
+            </w:pPr>
+            <w:r>
+              <w:rPr>
+                <w:b/>
+                <w:i w:val="0"/>
+                <w:color w:val="1A1A1A"/>
+                <w:sz w:val="20"/>
+              </w:rPr>
+              <w:t>Building on.</w:t>
+            </w:r>
+            <w:r>
+              <w:rPr>
+                <w:b w:val="0"/>
+                <w:i w:val="0"/>
+                <w:color w:val="1A1A1A"/>
+                <w:sz w:val="20"/>
+              </w:rPr>
+              <w:t xml:space="preserve">  4.05–4.06 — grouping symbols and the four levels; MA.6.AR.1 — substituting a value for a letter; Unit 2 — rounding at the end, not in the middle.</w:t>
+            </w:r>
+          </w:p>
+          <w:p>
+            <w:pPr>
+              <w:spacing w:before="0" w:after="80"/>
+            </w:pPr>
+            <w:r>
+              <w:rPr>
+                <w:b/>
+                <w:i w:val="0"/>
+                <w:color w:val="1A1A1A"/>
+                <w:sz w:val="20"/>
+              </w:rPr>
+              <w:t>Working toward.</w:t>
+            </w:r>
+            <w:r>
+              <w:rPr>
+                <w:b w:val="0"/>
+                <w:i w:val="0"/>
+                <w:color w:val="1A1A1A"/>
+                <w:sz w:val="20"/>
+              </w:rPr>
+              <w:t xml:space="preserve">  The Unit 4 assessment; MA.8.AR.2 and MA.912.NSO.1.4, where formulas are rearranged rather than only evaluated.</w:t>
+            </w:r>
+          </w:p>
+        </w:tc>
+      </w:tr>
+    </w:tbl>
     <w:p>
       <w:pPr>
-        <w:keepNext/>
-        <w:spacing w:before="200" w:after="120"/>
-        <w:pBdr>
-          <w:bottom w:val="single" w:sz="8" w:space="2" w:color="1A1A1A"/>
-        </w:pBdr>
+        <w:spacing w:after="0" w:before="0" w:line="20" w:lineRule="exact"/>
       </w:pPr>
       <w:r>
         <w:rPr>
-          <w:b/>
-          <w:i w:val="0"/>
-          <w:color w:val="1A1A1A"/>
-          <w:sz w:val="24"/>
+          <w:sz w:val="2"/>
         </w:rPr>
-        <w:t>4.  Learning Target and Essential Question</w:t>
-      </w:r>
-    </w:p>
-    <w:p>
-      <w:pPr>
-        <w:spacing w:before="40" w:after="60"/>
-      </w:pPr>
-      <w:r>
-        <w:rPr>
-          <w:b/>
-          <w:i w:val="0"/>
-          <w:color w:val="1A1A1A"/>
-          <w:sz w:val="21"/>
-        </w:rPr>
-        <w:t>Learning target.</w:t>
-      </w:r>
-      <w:r>
-        <w:rPr>
-          <w:b w:val="0"/>
-          <w:i w:val="0"/>
-          <w:color w:val="1A1A1A"/>
-          <w:sz w:val="21"/>
-        </w:rPr>
-        <w:t xml:space="preserve">  I can substitute values into a formula and evaluate it, reading what the situation does rather than hunting for key words.</w:t>
-      </w:r>
-    </w:p>
-    <w:p>
-      <w:pPr>
-        <w:spacing w:before="0" w:after="60"/>
-      </w:pPr>
-      <w:r>
-        <w:rPr>
-          <w:b/>
-          <w:i w:val="0"/>
-          <w:color w:val="1A1A1A"/>
-          <w:sz w:val="21"/>
-        </w:rPr>
-        <w:t>Essential question.</w:t>
-      </w:r>
-      <w:r>
-        <w:rPr>
-          <w:b w:val="0"/>
-          <w:i w:val="0"/>
-          <w:color w:val="1A1A1A"/>
-          <w:sz w:val="21"/>
-        </w:rPr>
-        <w:t xml:space="preserve">  If key words cannot tell you which operation a problem needs, what can?</w:t>
-      </w:r>
-    </w:p>
-    <w:p>
-      <w:pPr>
-        <w:spacing w:before="0" w:after="40"/>
-      </w:pPr>
-      <w:r>
-        <w:rPr>
-          <w:b/>
-          <w:i w:val="0"/>
-          <w:color w:val="1A1A1A"/>
-          <w:sz w:val="20"/>
-        </w:rPr>
-        <w:t>Building on.</w:t>
-      </w:r>
-      <w:r>
-        <w:rPr>
-          <w:b w:val="0"/>
-          <w:i w:val="0"/>
-          <w:color w:val="1A1A1A"/>
-          <w:sz w:val="20"/>
-        </w:rPr>
-        <w:t xml:space="preserve">  4.05–4.06 — grouping symbols and the four levels; MA.6.AR.1 — substituting a value for a letter; Unit 2 — rounding at the end, not in the middle.</w:t>
-      </w:r>
-    </w:p>
-    <w:p>
-      <w:pPr>
-        <w:spacing w:before="0" w:after="80"/>
-      </w:pPr>
-      <w:r>
-        <w:rPr>
-          <w:b/>
-          <w:i w:val="0"/>
-          <w:color w:val="1A1A1A"/>
-          <w:sz w:val="20"/>
-        </w:rPr>
-        <w:t>Working toward.</w:t>
-      </w:r>
-      <w:r>
-        <w:rPr>
-          <w:b w:val="0"/>
-          <w:i w:val="0"/>
-          <w:color w:val="1A1A1A"/>
-          <w:sz w:val="20"/>
-        </w:rPr>
-        <w:t xml:space="preserve">  The Unit 4 assessment; MA.8.AR.2 and MA.912.NSO.1.4, where formulas are rearranged rather than only evaluated.</w:t>
       </w:r>
     </w:p>
     <w:p>
@@ -1285,6 +1374,7 @@
           </w:tcPr>
           <w:p>
             <w:pPr>
+              <w:keepNext/>
               <w:spacing w:after="0"/>
               <w:jc w:val="center"/>
             </w:pPr>
@@ -1318,6 +1408,7 @@
           </w:tcPr>
           <w:p>
             <w:pPr>
+              <w:keepNext/>
               <w:spacing w:after="0"/>
               <w:jc w:val="center"/>
             </w:pPr>
@@ -1351,6 +1442,7 @@
           </w:tcPr>
           <w:p>
             <w:pPr>
+              <w:keepNext/>
               <w:spacing w:after="0"/>
               <w:jc w:val="center"/>
             </w:pPr>
@@ -1384,6 +1476,7 @@
           </w:tcPr>
           <w:p>
             <w:pPr>
+              <w:keepNext/>
               <w:spacing w:after="0"/>
               <w:jc w:val="center"/>
             </w:pPr>
@@ -2811,91 +2904,134 @@
         </w:rPr>
       </w:r>
     </w:p>
+    <w:tbl>
+      <w:tblPr>
+        <w:tblLayout w:type="fixed"/>
+        <w:tblLook w:firstColumn="1" w:firstRow="1" w:lastColumn="0" w:lastRow="0" w:noHBand="0" w:noVBand="1" w:val="04A0"/>
+        <w:tblLayout w:type="fixed"/>
+        <w:tblW w:w="9360" w:type="dxa"/>
+      </w:tblPr>
+      <w:tblGrid>
+        <w:gridCol w:w="9360"/>
+      </w:tblGrid>
+      <w:tr>
+        <w:trPr>
+          <w:cantSplit/>
+        </w:trPr>
+        <w:tc>
+          <w:tcPr>
+            <w:tcW w:type="dxa" w:w="9360"/>
+            <w:tcBorders>
+              <w:top w:val="nil"/>
+              <w:left w:val="nil"/>
+              <w:bottom w:val="nil"/>
+              <w:right w:val="nil"/>
+            </w:tcBorders>
+            <w:tcMar>
+              <w:top w:w="0" w:type="dxa"/>
+              <w:left w:w="0" w:type="dxa"/>
+              <w:bottom w:w="0" w:type="dxa"/>
+              <w:right w:w="0" w:type="dxa"/>
+            </w:tcMar>
+          </w:tcPr>
+          <w:p>
+            <w:pPr>
+              <w:keepNext/>
+              <w:spacing w:before="200" w:after="120"/>
+              <w:pBdr>
+                <w:bottom w:val="single" w:sz="8" w:space="2" w:color="1A1A1A"/>
+              </w:pBdr>
+            </w:pPr>
+            <w:r>
+              <w:rPr>
+                <w:b/>
+                <w:i w:val="0"/>
+                <w:color w:val="1A1A1A"/>
+                <w:sz w:val="24"/>
+              </w:rPr>
+              <w:t>6.  Gradual Release</w:t>
+            </w:r>
+          </w:p>
+          <w:p>
+            <w:pPr>
+              <w:spacing w:before="40" w:after="60"/>
+            </w:pPr>
+            <w:r>
+              <w:rPr>
+                <w:b/>
+                <w:i w:val="0"/>
+                <w:color w:val="1A1A1A"/>
+                <w:sz w:val="21"/>
+              </w:rPr>
+              <w:t>I do.</w:t>
+            </w:r>
+            <w:r>
+              <w:rPr>
+                <w:b w:val="0"/>
+                <w:i w:val="0"/>
+                <w:color w:val="1A1A1A"/>
+                <w:sz w:val="21"/>
+              </w:rPr>
+              <w:t xml:space="preserve">  The Notes slides and the worked half of each Example: the teacher writes, the class copies, and the OFF line is said out loud rather than printed.</w:t>
+            </w:r>
+          </w:p>
+          <w:p>
+            <w:pPr>
+              <w:spacing w:before="0" w:after="60"/>
+            </w:pPr>
+            <w:r>
+              <w:rPr>
+                <w:b/>
+                <w:i w:val="0"/>
+                <w:color w:val="1A1A1A"/>
+                <w:sz w:val="21"/>
+              </w:rPr>
+              <w:t>We do.</w:t>
+            </w:r>
+            <w:r>
+              <w:rPr>
+                <w:b w:val="0"/>
+                <w:i w:val="0"/>
+                <w:color w:val="1A1A1A"/>
+                <w:sz w:val="21"/>
+              </w:rPr>
+              <w:t xml:space="preserve">  Each Example's Your Turn: the same steps on the student's own numbers, revealed and named a minute later.</w:t>
+            </w:r>
+          </w:p>
+          <w:p>
+            <w:pPr>
+              <w:spacing w:before="0" w:after="80"/>
+            </w:pPr>
+            <w:r>
+              <w:rPr>
+                <w:b/>
+                <w:i w:val="0"/>
+                <w:color w:val="1A1A1A"/>
+                <w:sz w:val="21"/>
+              </w:rPr>
+              <w:t>You do.</w:t>
+            </w:r>
+            <w:r>
+              <w:rPr>
+                <w:b w:val="0"/>
+                <w:i w:val="0"/>
+                <w:color w:val="1A1A1A"/>
+                <w:sz w:val="21"/>
+              </w:rPr>
+              <w:t xml:space="preserve">  The nine-question whiteboard round (12 minutes) and then the six-question independent set, silent and written.</w:t>
+            </w:r>
+          </w:p>
+        </w:tc>
+      </w:tr>
+    </w:tbl>
     <w:p>
       <w:pPr>
-        <w:keepNext/>
-        <w:spacing w:before="200" w:after="120"/>
-        <w:pBdr>
-          <w:bottom w:val="single" w:sz="8" w:space="2" w:color="1A1A1A"/>
-        </w:pBdr>
+        <w:spacing w:after="0" w:before="0" w:line="20" w:lineRule="exact"/>
       </w:pPr>
       <w:r>
         <w:rPr>
-          <w:b/>
-          <w:i w:val="0"/>
-          <w:color w:val="1A1A1A"/>
-          <w:sz w:val="24"/>
+          <w:sz w:val="2"/>
         </w:rPr>
-        <w:t>6.  Gradual Release</w:t>
-      </w:r>
-    </w:p>
-    <w:p>
-      <w:pPr>
-        <w:spacing w:before="40" w:after="60"/>
-      </w:pPr>
-      <w:r>
-        <w:rPr>
-          <w:b/>
-          <w:i w:val="0"/>
-          <w:color w:val="1A1A1A"/>
-          <w:sz w:val="21"/>
-        </w:rPr>
-        <w:t>I do.</w:t>
-      </w:r>
-      <w:r>
-        <w:rPr>
-          <w:b w:val="0"/>
-          <w:i w:val="0"/>
-          <w:color w:val="1A1A1A"/>
-          <w:sz w:val="21"/>
-        </w:rPr>
-        <w:t xml:space="preserve">  The Notes slides and the worked half of each Example: the teacher writes, the class copies, and the OFF line is said out loud rather than printed.</w:t>
-      </w:r>
-    </w:p>
-    <w:p>
-      <w:pPr>
-        <w:spacing w:before="0" w:after="60"/>
-      </w:pPr>
-      <w:r>
-        <w:rPr>
-          <w:b/>
-          <w:i w:val="0"/>
-          <w:color w:val="1A1A1A"/>
-          <w:sz w:val="21"/>
-        </w:rPr>
-        <w:t>We do.</w:t>
-      </w:r>
-      <w:r>
-        <w:rPr>
-          <w:b w:val="0"/>
-          <w:i w:val="0"/>
-          <w:color w:val="1A1A1A"/>
-          <w:sz w:val="21"/>
-        </w:rPr>
-        <w:t xml:space="preserve">  Each Example's Your Turn: the same steps on the student's own numbers, revealed and named a minute later.</w:t>
-      </w:r>
-    </w:p>
-    <w:p>
-      <w:pPr>
-        <w:spacing w:before="0" w:after="80"/>
-      </w:pPr>
-      <w:r>
-        <w:rPr>
-          <w:b/>
-          <w:i w:val="0"/>
-          <w:color w:val="1A1A1A"/>
-          <w:sz w:val="21"/>
-        </w:rPr>
-        <w:t>You do.</w:t>
-      </w:r>
-      <w:r>
-        <w:rPr>
-          <w:b w:val="0"/>
-          <w:i w:val="0"/>
-          <w:color w:val="1A1A1A"/>
-          <w:sz w:val="21"/>
-        </w:rPr>
-        <w:t xml:space="preserve">  The nine-question whiteboard round (12 minutes) and then the six-question independent set, silent and written.</w:t>
       </w:r>
     </w:p>
     <w:p>
@@ -2951,6 +3087,7 @@
           </w:tcPr>
           <w:p>
             <w:pPr>
+              <w:keepNext/>
               <w:spacing w:after="0"/>
               <w:jc w:val="center"/>
             </w:pPr>
@@ -2984,6 +3121,7 @@
           </w:tcPr>
           <w:p>
             <w:pPr>
+              <w:keepNext/>
               <w:spacing w:after="0"/>
               <w:jc w:val="center"/>
             </w:pPr>
@@ -3281,6 +3419,7 @@
           </w:tcPr>
           <w:p>
             <w:pPr>
+              <w:keepNext/>
               <w:spacing w:after="0"/>
               <w:jc w:val="center"/>
             </w:pPr>
@@ -3314,6 +3453,7 @@
           </w:tcPr>
           <w:p>
             <w:pPr>
+              <w:keepNext/>
               <w:spacing w:after="0"/>
               <w:jc w:val="center"/>
             </w:pPr>
@@ -3347,6 +3487,7 @@
           </w:tcPr>
           <w:p>
             <w:pPr>
+              <w:keepNext/>
               <w:spacing w:after="0"/>
               <w:jc w:val="center"/>
             </w:pPr>
@@ -3380,6 +3521,7 @@
           </w:tcPr>
           <w:p>
             <w:pPr>
+              <w:keepNext/>
               <w:spacing w:after="0"/>
               <w:jc w:val="center"/>
             </w:pPr>
@@ -4809,246 +4951,332 @@
         <w:t xml:space="preserve">  When a board splits — no option holding about two-thirds of the room — sixty seconds of “convince the person next to you”, then re-vote, then reveal. The minute comes out of the whiteboard remainder.</w:t>
       </w:r>
     </w:p>
+    <w:tbl>
+      <w:tblPr>
+        <w:tblLayout w:type="fixed"/>
+        <w:tblLook w:firstColumn="1" w:firstRow="1" w:lastColumn="0" w:lastRow="0" w:noHBand="0" w:noVBand="1" w:val="04A0"/>
+        <w:tblLayout w:type="fixed"/>
+        <w:tblW w:w="9360" w:type="dxa"/>
+      </w:tblPr>
+      <w:tblGrid>
+        <w:gridCol w:w="9360"/>
+      </w:tblGrid>
+      <w:tr>
+        <w:trPr>
+          <w:cantSplit/>
+        </w:trPr>
+        <w:tc>
+          <w:tcPr>
+            <w:tcW w:type="dxa" w:w="9360"/>
+            <w:tcBorders>
+              <w:top w:val="nil"/>
+              <w:left w:val="nil"/>
+              <w:bottom w:val="nil"/>
+              <w:right w:val="nil"/>
+            </w:tcBorders>
+            <w:tcMar>
+              <w:top w:w="0" w:type="dxa"/>
+              <w:left w:w="0" w:type="dxa"/>
+              <w:bottom w:w="0" w:type="dxa"/>
+              <w:right w:w="0" w:type="dxa"/>
+            </w:tcMar>
+          </w:tcPr>
+          <w:p>
+            <w:pPr>
+              <w:keepNext/>
+              <w:spacing w:before="200" w:after="120"/>
+              <w:pBdr>
+                <w:bottom w:val="single" w:sz="8" w:space="2" w:color="1A1A1A"/>
+              </w:pBdr>
+            </w:pPr>
+            <w:r>
+              <w:rPr>
+                <w:b/>
+                <w:i w:val="0"/>
+                <w:color w:val="1A1A1A"/>
+                <w:sz w:val="24"/>
+              </w:rPr>
+              <w:t>9.  Differentiation</w:t>
+            </w:r>
+          </w:p>
+          <w:p>
+            <w:pPr>
+              <w:spacing w:before="40" w:after="60"/>
+            </w:pPr>
+            <w:r>
+              <w:rPr>
+                <w:b/>
+                <w:i w:val="0"/>
+                <w:color w:val="1A1A1A"/>
+                <w:sz w:val="21"/>
+              </w:rPr>
+              <w:t>ESE / IEP.</w:t>
+            </w:r>
+            <w:r>
+              <w:rPr>
+                <w:b w:val="0"/>
+                <w:i w:val="0"/>
+                <w:color w:val="1A1A1A"/>
+                <w:sz w:val="21"/>
+              </w:rPr>
+              <w:t xml:space="preserve">  Give a two-step frame — WRITE THE EXPRESSION, then EVALUATE IT — and require the expression on paper before any arithmetic. Substituted values go in parentheses every time, with the parentheses pre-printed on the frame for the first two problems.</w:t>
+            </w:r>
+          </w:p>
+          <w:p>
+            <w:pPr>
+              <w:spacing w:before="0" w:after="60"/>
+            </w:pPr>
+            <w:r>
+              <w:rPr>
+                <w:b/>
+                <w:i w:val="0"/>
+                <w:color w:val="1A1A1A"/>
+                <w:sz w:val="21"/>
+              </w:rPr>
+              <w:t>ELL.</w:t>
+            </w:r>
+            <w:r>
+              <w:rPr>
+                <w:b w:val="0"/>
+                <w:i w:val="0"/>
+                <w:color w:val="1A1A1A"/>
+                <w:sz w:val="21"/>
+              </w:rPr>
+              <w:t xml:space="preserve">  Rate and flat fee are the two phrases every cost problem turns on, and 'a square foot' is what marks the difference. Put 'dollars a square foot' and 'a flat 60 dollars' side by side on the board and ask which one depends on the size of the floor, before any expression is written.</w:t>
+            </w:r>
+          </w:p>
+          <w:p>
+            <w:pPr>
+              <w:spacing w:before="0" w:after="80"/>
+            </w:pPr>
+            <w:r>
+              <w:rPr>
+                <w:b/>
+                <w:i w:val="0"/>
+                <w:color w:val="1A1A1A"/>
+                <w:sz w:val="21"/>
+              </w:rPr>
+              <w:t>Enrichment.</w:t>
+            </w:r>
+            <w:r>
+              <w:rPr>
+                <w:b w:val="0"/>
+                <w:i w:val="0"/>
+                <w:color w:val="1A1A1A"/>
+                <w:sz w:val="21"/>
+              </w:rPr>
+              <w:t xml:space="preserve">  Ask for a third problem using 15, 4 and 6 whose answer is neither 39 nor 66. Then ask whether every arrangement of three numbers and two operations can be made into a sensible situation.</w:t>
+            </w:r>
+          </w:p>
+        </w:tc>
+      </w:tr>
+    </w:tbl>
     <w:p>
       <w:pPr>
-        <w:keepNext/>
-        <w:spacing w:before="200" w:after="120"/>
-        <w:pBdr>
-          <w:bottom w:val="single" w:sz="8" w:space="2" w:color="1A1A1A"/>
-        </w:pBdr>
+        <w:spacing w:after="0" w:before="0" w:line="20" w:lineRule="exact"/>
       </w:pPr>
       <w:r>
         <w:rPr>
-          <w:b/>
-          <w:i w:val="0"/>
-          <w:color w:val="1A1A1A"/>
-          <w:sz w:val="24"/>
+          <w:sz w:val="2"/>
         </w:rPr>
-        <w:t>9.  Differentiation</w:t>
       </w:r>
     </w:p>
+    <w:tbl>
+      <w:tblPr>
+        <w:tblLayout w:type="fixed"/>
+        <w:tblLook w:firstColumn="1" w:firstRow="1" w:lastColumn="0" w:lastRow="0" w:noHBand="0" w:noVBand="1" w:val="04A0"/>
+        <w:tblLayout w:type="fixed"/>
+        <w:tblW w:w="9360" w:type="dxa"/>
+      </w:tblPr>
+      <w:tblGrid>
+        <w:gridCol w:w="9360"/>
+      </w:tblGrid>
+      <w:tr>
+        <w:trPr>
+          <w:cantSplit/>
+        </w:trPr>
+        <w:tc>
+          <w:tcPr>
+            <w:tcW w:type="dxa" w:w="9360"/>
+            <w:tcBorders>
+              <w:top w:val="nil"/>
+              <w:left w:val="nil"/>
+              <w:bottom w:val="nil"/>
+              <w:right w:val="nil"/>
+            </w:tcBorders>
+            <w:tcMar>
+              <w:top w:w="0" w:type="dxa"/>
+              <w:left w:w="0" w:type="dxa"/>
+              <w:bottom w:w="0" w:type="dxa"/>
+              <w:right w:w="0" w:type="dxa"/>
+            </w:tcMar>
+          </w:tcPr>
+          <w:p>
+            <w:pPr>
+              <w:keepNext/>
+              <w:spacing w:before="200" w:after="120"/>
+              <w:pBdr>
+                <w:bottom w:val="single" w:sz="8" w:space="2" w:color="1A1A1A"/>
+              </w:pBdr>
+            </w:pPr>
+            <w:r>
+              <w:rPr>
+                <w:b/>
+                <w:i w:val="0"/>
+                <w:color w:val="1A1A1A"/>
+                <w:sz w:val="24"/>
+              </w:rPr>
+              <w:t>10.  Closure, Vocabulary, Materials, Practice</w:t>
+            </w:r>
+          </w:p>
+          <w:p>
+            <w:pPr>
+              <w:spacing w:before="40" w:after="60"/>
+            </w:pPr>
+            <w:r>
+              <w:rPr>
+                <w:b/>
+                <w:i w:val="0"/>
+                <w:color w:val="1A1A1A"/>
+                <w:sz w:val="21"/>
+              </w:rPr>
+              <w:t>Closure.</w:t>
+            </w:r>
+            <w:r>
+              <w:rPr>
+                <w:b w:val="0"/>
+                <w:i w:val="0"/>
+                <w:color w:val="1A1A1A"/>
+                <w:sz w:val="21"/>
+              </w:rPr>
+              <w:t xml:space="preserve">  Board 9 is written work and it is the exit evidence: the student has to give both totals and say what decides the operation, since the words and the numbers are identical in the two problems. Read the boards, not the papers.</w:t>
+            </w:r>
+          </w:p>
+          <w:p>
+            <w:pPr>
+              <w:spacing w:before="0" w:after="60"/>
+            </w:pPr>
+            <w:r>
+              <w:rPr>
+                <w:b/>
+                <w:i w:val="0"/>
+                <w:color w:val="1A1A1A"/>
+                <w:sz w:val="21"/>
+              </w:rPr>
+              <w:t>Vocabulary.</w:t>
+            </w:r>
+            <w:r>
+              <w:rPr>
+                <w:b w:val="0"/>
+                <w:i w:val="0"/>
+                <w:color w:val="1A1A1A"/>
+                <w:sz w:val="21"/>
+              </w:rPr>
+              <w:t xml:space="preserve">  </w:t>
+            </w:r>
+            <w:r>
+              <w:rPr>
+                <w:b/>
+                <w:i w:val="0"/>
+                <w:color w:val="0B5394"/>
+                <w:sz w:val="21"/>
+              </w:rPr>
+              <w:t>formula</w:t>
+            </w:r>
+            <w:r>
+              <w:rPr>
+                <w:b w:val="0"/>
+                <w:i w:val="0"/>
+                <w:color w:val="1A1A1A"/>
+                <w:sz w:val="21"/>
+              </w:rPr>
+              <w:t xml:space="preserve">; </w:t>
+            </w:r>
+            <w:r>
+              <w:rPr>
+                <w:b/>
+                <w:i w:val="0"/>
+                <w:color w:val="0B5394"/>
+                <w:sz w:val="21"/>
+              </w:rPr>
+              <w:t>substitute</w:t>
+            </w:r>
+            <w:r>
+              <w:rPr>
+                <w:b w:val="0"/>
+                <w:i w:val="0"/>
+                <w:color w:val="1A1A1A"/>
+                <w:sz w:val="21"/>
+              </w:rPr>
+              <w:t xml:space="preserve">; </w:t>
+            </w:r>
+            <w:r>
+              <w:rPr>
+                <w:b/>
+                <w:i w:val="0"/>
+                <w:color w:val="0B5394"/>
+                <w:sz w:val="21"/>
+              </w:rPr>
+              <w:t>unit</w:t>
+            </w:r>
+          </w:p>
+          <w:p>
+            <w:pPr>
+              <w:spacing w:before="0" w:after="60"/>
+            </w:pPr>
+            <w:r>
+              <w:rPr>
+                <w:b/>
+                <w:i w:val="0"/>
+                <w:color w:val="1A1A1A"/>
+                <w:sz w:val="21"/>
+              </w:rPr>
+              <w:t>Materials.</w:t>
+            </w:r>
+            <w:r>
+              <w:rPr>
+                <w:b w:val="0"/>
+                <w:i w:val="0"/>
+                <w:color w:val="1A1A1A"/>
+                <w:sz w:val="21"/>
+              </w:rPr>
+              <w:t xml:space="preserve">  Whiteboards and markers. Calculators are allowed on everything and are the right tool for the BMI and kinetic-energy items; the work being assessed is the expression, not the arithmetic.</w:t>
+            </w:r>
+          </w:p>
+          <w:p>
+            <w:pPr>
+              <w:spacing w:before="0" w:after="80"/>
+            </w:pPr>
+            <w:r>
+              <w:rPr>
+                <w:b/>
+                <w:i w:val="0"/>
+                <w:color w:val="1A1A1A"/>
+                <w:sz w:val="21"/>
+              </w:rPr>
+              <w:t>Practice.</w:t>
+            </w:r>
+            <w:r>
+              <w:rPr>
+                <w:b w:val="0"/>
+                <w:i w:val="0"/>
+                <w:color w:val="1A1A1A"/>
+                <w:sz w:val="21"/>
+              </w:rPr>
+              <w:t xml:space="preserve">  The six-question independent set is worked silently in class; whatever is not finished goes home. IXL, all skills required to a SmartScore of 67, due at the start of the next class: Evaluate variable expressions: word problems — DPG.</w:t>
+            </w:r>
+          </w:p>
+        </w:tc>
+      </w:tr>
+    </w:tbl>
     <w:p>
       <w:pPr>
-        <w:spacing w:before="40" w:after="60"/>
+        <w:spacing w:after="0" w:before="0" w:line="20" w:lineRule="exact"/>
       </w:pPr>
       <w:r>
         <w:rPr>
-          <w:b/>
-          <w:i w:val="0"/>
-          <w:color w:val="1A1A1A"/>
-          <w:sz w:val="21"/>
+          <w:sz w:val="2"/>
         </w:rPr>
-        <w:t>ESE / IEP.</w:t>
-      </w:r>
-      <w:r>
-        <w:rPr>
-          <w:b w:val="0"/>
-          <w:i w:val="0"/>
-          <w:color w:val="1A1A1A"/>
-          <w:sz w:val="21"/>
-        </w:rPr>
-        <w:t xml:space="preserve">  Give a two-step frame — WRITE THE EXPRESSION, then EVALUATE IT — and require the expression on paper before any arithmetic. Substituted values go in parentheses every time, with the parentheses pre-printed on the frame for the first two problems.</w:t>
-      </w:r>
-    </w:p>
-    <w:p>
-      <w:pPr>
-        <w:spacing w:before="0" w:after="60"/>
-      </w:pPr>
-      <w:r>
-        <w:rPr>
-          <w:b/>
-          <w:i w:val="0"/>
-          <w:color w:val="1A1A1A"/>
-          <w:sz w:val="21"/>
-        </w:rPr>
-        <w:t>ELL.</w:t>
-      </w:r>
-      <w:r>
-        <w:rPr>
-          <w:b w:val="0"/>
-          <w:i w:val="0"/>
-          <w:color w:val="1A1A1A"/>
-          <w:sz w:val="21"/>
-        </w:rPr>
-        <w:t xml:space="preserve">  Rate and flat fee are the two phrases every cost problem turns on, and 'a square foot' is what marks the difference. Put 'dollars a square foot' and 'a flat 60 dollars' side by side on the board and ask which one depends on the size of the floor, before any expression is written.</w:t>
-      </w:r>
-    </w:p>
-    <w:p>
-      <w:pPr>
-        <w:spacing w:before="0" w:after="80"/>
-      </w:pPr>
-      <w:r>
-        <w:rPr>
-          <w:b/>
-          <w:i w:val="0"/>
-          <w:color w:val="1A1A1A"/>
-          <w:sz w:val="21"/>
-        </w:rPr>
-        <w:t>Enrichment.</w:t>
-      </w:r>
-      <w:r>
-        <w:rPr>
-          <w:b w:val="0"/>
-          <w:i w:val="0"/>
-          <w:color w:val="1A1A1A"/>
-          <w:sz w:val="21"/>
-        </w:rPr>
-        <w:t xml:space="preserve">  Ask for a third problem using 15, 4 and 6 whose answer is neither 39 nor 66. Then ask whether every arrangement of three numbers and two operations can be made into a sensible situation.</w:t>
-      </w:r>
-    </w:p>
-    <w:p>
-      <w:pPr>
-        <w:keepNext/>
-        <w:spacing w:before="200" w:after="120"/>
-        <w:pBdr>
-          <w:bottom w:val="single" w:sz="8" w:space="2" w:color="1A1A1A"/>
-        </w:pBdr>
-      </w:pPr>
-      <w:r>
-        <w:rPr>
-          <w:b/>
-          <w:i w:val="0"/>
-          <w:color w:val="1A1A1A"/>
-          <w:sz w:val="24"/>
-        </w:rPr>
-        <w:t>10.  Closure, Vocabulary, Materials, Practice</w:t>
-      </w:r>
-    </w:p>
-    <w:p>
-      <w:pPr>
-        <w:spacing w:before="40" w:after="60"/>
-      </w:pPr>
-      <w:r>
-        <w:rPr>
-          <w:b/>
-          <w:i w:val="0"/>
-          <w:color w:val="1A1A1A"/>
-          <w:sz w:val="21"/>
-        </w:rPr>
-        <w:t>Closure.</w:t>
-      </w:r>
-      <w:r>
-        <w:rPr>
-          <w:b w:val="0"/>
-          <w:i w:val="0"/>
-          <w:color w:val="1A1A1A"/>
-          <w:sz w:val="21"/>
-        </w:rPr>
-        <w:t xml:space="preserve">  Board 9 is written work and it is the exit evidence: the student has to give both totals and say what decides the operation, since the words and the numbers are identical in the two problems. Read the boards, not the papers.</w:t>
-      </w:r>
-    </w:p>
-    <w:p>
-      <w:pPr>
-        <w:spacing w:before="0" w:after="60"/>
-      </w:pPr>
-      <w:r>
-        <w:rPr>
-          <w:b/>
-          <w:i w:val="0"/>
-          <w:color w:val="1A1A1A"/>
-          <w:sz w:val="21"/>
-        </w:rPr>
-        <w:t>Vocabulary.</w:t>
-      </w:r>
-      <w:r>
-        <w:rPr>
-          <w:b w:val="0"/>
-          <w:i w:val="0"/>
-          <w:color w:val="1A1A1A"/>
-          <w:sz w:val="21"/>
-        </w:rPr>
-        <w:t xml:space="preserve">  </w:t>
-      </w:r>
-      <w:r>
-        <w:rPr>
-          <w:b/>
-          <w:i w:val="0"/>
-          <w:color w:val="0B5394"/>
-          <w:sz w:val="21"/>
-        </w:rPr>
-        <w:t>formula</w:t>
-      </w:r>
-      <w:r>
-        <w:rPr>
-          <w:b w:val="0"/>
-          <w:i w:val="0"/>
-          <w:color w:val="1A1A1A"/>
-          <w:sz w:val="21"/>
-        </w:rPr>
-        <w:t xml:space="preserve">; </w:t>
-      </w:r>
-      <w:r>
-        <w:rPr>
-          <w:b/>
-          <w:i w:val="0"/>
-          <w:color w:val="0B5394"/>
-          <w:sz w:val="21"/>
-        </w:rPr>
-        <w:t>substitute</w:t>
-      </w:r>
-      <w:r>
-        <w:rPr>
-          <w:b w:val="0"/>
-          <w:i w:val="0"/>
-          <w:color w:val="1A1A1A"/>
-          <w:sz w:val="21"/>
-        </w:rPr>
-        <w:t xml:space="preserve">; </w:t>
-      </w:r>
-      <w:r>
-        <w:rPr>
-          <w:b/>
-          <w:i w:val="0"/>
-          <w:color w:val="0B5394"/>
-          <w:sz w:val="21"/>
-        </w:rPr>
-        <w:t>unit</w:t>
-      </w:r>
-    </w:p>
-    <w:p>
-      <w:pPr>
-        <w:spacing w:before="0" w:after="60"/>
-      </w:pPr>
-      <w:r>
-        <w:rPr>
-          <w:b/>
-          <w:i w:val="0"/>
-          <w:color w:val="1A1A1A"/>
-          <w:sz w:val="21"/>
-        </w:rPr>
-        <w:t>Materials.</w:t>
-      </w:r>
-      <w:r>
-        <w:rPr>
-          <w:b w:val="0"/>
-          <w:i w:val="0"/>
-          <w:color w:val="1A1A1A"/>
-          <w:sz w:val="21"/>
-        </w:rPr>
-        <w:t xml:space="preserve">  Whiteboards and markers. Calculators are allowed on everything and are the right tool for the BMI and kinetic-energy items; the work being assessed is the expression, not the arithmetic.</w:t>
-      </w:r>
-    </w:p>
-    <w:p>
-      <w:pPr>
-        <w:spacing w:before="0" w:after="80"/>
-      </w:pPr>
-      <w:r>
-        <w:rPr>
-          <w:b/>
-          <w:i w:val="0"/>
-          <w:color w:val="1A1A1A"/>
-          <w:sz w:val="21"/>
-        </w:rPr>
-        <w:t>Practice.</w:t>
-      </w:r>
-      <w:r>
-        <w:rPr>
-          <w:b w:val="0"/>
-          <w:i w:val="0"/>
-          <w:color w:val="1A1A1A"/>
-          <w:sz w:val="21"/>
-        </w:rPr>
-        <w:t xml:space="preserve">  The six-question independent set is worked silently in class; whatever is not finished goes home. IXL, all skills required to a SmartScore of 67, due at the start of the next class: Evaluate variable expressions: word problems — DPG.</w:t>
       </w:r>
     </w:p>
     <w:sectPr>

--- a/a7/packages/A7 Unit 4 - Solving Problems with Rational Numbers/Lesson Plans/A7 4.07  Lesson Plan.docx
+++ b/a7/packages/A7 Unit 4 - Solving Problems with Rational Numbers/Lesson Plans/A7 4.07  Lesson Plan.docx
@@ -4320,7 +4320,7 @@
                 <w:color w:val="1A1A1A"/>
                 <w:sz w:val="18"/>
               </w:rPr>
-              <w:t>(B) the exponent was applied to the whole product, (½ · 40 · 3)</w:t>
+              <w:t>(B) v</w:t>
             </w:r>
             <w:r>
               <w:rPr>
@@ -4339,7 +4339,7 @@
                 <w:color w:val="1A1A1A"/>
                 <w:sz w:val="18"/>
               </w:rPr>
-              <w:t xml:space="preserve"> [8.NSO.1.7: the exponent belongs to the v alone]; (C) v</w:t>
+              <w:t xml:space="preserve"> was read as 2v [8.NSO.1.3: an exponent is not a factor]; (C) the one half was dropped [8.NSO.1.7: every factor in the formula is used]; (D) the exponent was applied to the whole product, (½ · 40 · 3)</w:t>
             </w:r>
             <w:r>
               <w:rPr>
@@ -4358,7 +4358,7 @@
                 <w:color w:val="1A1A1A"/>
                 <w:sz w:val="18"/>
               </w:rPr>
-              <w:t xml:space="preserve"> was read as 2v [8.NSO.1.3: an exponent is not a factor]; (D) the one half was dropped [8.NSO.1.7: every factor in the formula is used]</w:t>
+              <w:t xml:space="preserve"> [8.NSO.1.7: the exponent belongs to the v alone]</w:t>
             </w:r>
           </w:p>
         </w:tc>
@@ -4456,7 +4456,7 @@
                 <w:color w:val="9E1B32"/>
                 <w:sz w:val="18"/>
               </w:rPr>
-              <w:t>A — 12</w:t>
+              <w:t>D — 12</w:t>
             </w:r>
             <w:r>
               <w:rPr>
@@ -4506,7 +4506,7 @@
                 <w:color w:val="1A1A1A"/>
                 <w:sz w:val="18"/>
               </w:rPr>
-              <w:t>(B) the flat delivery charge was put inside the area group, so it is charged on every square foot [8.NSO.1.7: a flat fee is not a rate]; (C) the side was used where the area is needed [8.NSO.1.7: read what the rate is per]; (D) the prices were added to the area instead of multiplied by it [B1G-M 8.NSO.1.7 misconception: keyword hunting]</w:t>
+              <w:t>(A) the side was used where the area is needed [8.NSO.1.7: read what the rate is per]; (B) the prices were added to the area instead of multiplied by it [B1G-M 8.NSO.1.7 misconception: keyword hunting]; (C) the flat delivery charge was put inside the area group, so it is charged on every square foot [8.NSO.1.7: a flat fee is not a rate]</w:t>
             </w:r>
           </w:p>
         </w:tc>

--- a/a7/packages/A7 Unit 4 - Solving Problems with Rational Numbers/Lesson Plans/A7 4.07  Lesson Plan.docx
+++ b/a7/packages/A7 Unit 4 - Solving Problems with Rational Numbers/Lesson Plans/A7 4.07  Lesson Plan.docx
@@ -3814,7 +3814,7 @@
                 <w:color w:val="1A1A1A"/>
                 <w:sz w:val="18"/>
               </w:rPr>
-              <w:t>A cyclist of mass m = 70 kg rides at v = 8 m/s. Her bicycle cost 480 dollars. Find her kinetic energy, K = ½mv</w:t>
+              <w:t>A cyclist has a mass of 70 kilograms and rides at 8 meters per second. Her bicycle cost 480 dollars. Kinetic energy is K = ½mv</w:t>
             </w:r>
             <w:r>
               <w:rPr>
@@ -3833,7 +3833,7 @@
                 <w:color w:val="1A1A1A"/>
                 <w:sz w:val="18"/>
               </w:rPr>
-              <w:t>.</w:t>
+              <w:t>, for a mass m and a speed v. Find her kinetic energy.</w:t>
             </w:r>
           </w:p>
         </w:tc>
